--- a/Docs/Drone_Security_Overview.docx
+++ b/Docs/Drone_Security_Overview.docx
@@ -41,7 +41,7 @@
           <w:color w:val="757575"/>
           <w:sz w:val="22"/>
         </w:rPr>
-        <w:t>Date: 31 March 2026</w:t>
+        <w:t>Date: 24 April 2026</w:t>
       </w:r>
     </w:p>
     <w:p>
@@ -215,7 +215,7 @@
         <w:rPr>
           <w:sz w:val="22"/>
         </w:rPr>
-        <w:t>When we build a firmware release, our build tools automatically calculate a unique fingerprint (SHA-256 checksum) for the software. A digital signature is then applied using our private cryptographic key — similar to a wax seal on an envelope. This signed bundle is what gets shipped.</w:t>
+        <w:t>When we build a firmware release, our build tools automatically calculate a unique fingerprint (SHA-256 checksum) for the software. A digital signature is then applied using our private cryptographic key (RSA-3072) — similar to a wax seal on an envelope. This signed bundle is what gets shipped.</w:t>
       </w:r>
     </w:p>
     <w:p>
@@ -313,14 +313,14 @@
           <w:sz w:val="22"/>
         </w:rPr>
         <w:br/>
-        <w:t>Step 6 — Each drone has its own hardware security identity</w:t>
+        <w:t>Step 6 — Safety-critical parameters are locked</w:t>
         <w:br/>
       </w:r>
       <w:r>
         <w:rPr>
           <w:sz w:val="22"/>
         </w:rPr>
-        <w:t>Every flight module contains a TPM 2.0 hardware security chip. At manufacturing time, a unique device key is generated inside this chip — it never leaves the hardware. The manufacturer certifies this device key, creating a chain: manufacturer key → certifies → device key. All data the drone generates at runtime (audit logs, boot attestations) is signed by the device's own key, proving exactly which drone produced it.</w:t>
+        <w:t>Parameters like maximum altitude, geofence range, and maximum speed are statically compiled into the firmware and cannot be changed from any ground control station at runtime. Any attempt to modify them is blocked and logged to the audit trail.</w:t>
       </w:r>
     </w:p>
     <w:p>
@@ -342,6 +342,48 @@
           <w:sz w:val="22"/>
         </w:rPr>
         <w:t>When a firmware update is needed, the drone itself verifies the manufacturer signature on the update bundle before accepting it. An unsigned or tampered update is rejected — even if someone tries to push it directly.</w:t>
+      </w:r>
+    </w:p>
+    <w:p>
+      <w:pPr>
+        <w:spacing w:before="120" w:after="40"/>
+      </w:pPr>
+      <w:r>
+        <w:rPr>
+          <w:b/>
+          <w:color w:val="0070C0"/>
+          <w:sz w:val="22"/>
+        </w:rPr>
+        <w:br/>
+        <w:t>Step 8 — Only authorised ground control software can communicate</w:t>
+        <w:br/>
+      </w:r>
+      <w:r>
+        <w:rPr>
+          <w:sz w:val="22"/>
+        </w:rPr>
+        <w:t>Each drone is provisioned with a unique MAVLink signing key during manufacturing. Only a GCS with the matching key can send commands to the drone. Unauthorised ground control software (without the key) is rejected. The signing mode cannot be disabled at runtime.</w:t>
+      </w:r>
+    </w:p>
+    <w:p>
+      <w:pPr>
+        <w:spacing w:before="120" w:after="40"/>
+      </w:pPr>
+      <w:r>
+        <w:rPr>
+          <w:b/>
+          <w:color w:val="0070C0"/>
+          <w:sz w:val="22"/>
+        </w:rPr>
+        <w:br/>
+        <w:t>Step 9 — All security events are logged with tamper-evident signing</w:t>
+        <w:br/>
+      </w:r>
+      <w:r>
+        <w:rPr>
+          <w:sz w:val="22"/>
+        </w:rPr>
+        <w:t>Every security event (boot check results, firmware update attempts, parameter change violations) is written to a binary audit log on the drone's storage. The entire log file is signed using the manufacturer's RSA key, creating a tamper-evident trail that can be verified offline.</w:t>
       </w:r>
     </w:p>
     <w:p>
@@ -378,7 +420,7 @@
         <w:rPr>
           <w:sz w:val="22"/>
         </w:rPr>
-        <w:t>Signing Algorithm: ECDSA P-256 (also called secp256r1) — the same algorithm used to secure HTTPS on the internet.</w:t>
+        <w:t>Signing Algorithm: RSA-3072 with PSS padding — a widely trusted algorithm used in banking, aviation, and government systems. 3072-bit keys provide 128-bit security, recommended by NIST beyond 2030.</w:t>
       </w:r>
     </w:p>
     <w:p>
@@ -395,6 +437,18 @@
     </w:p>
     <w:p>
       <w:pPr>
+        <w:pStyle w:val="ListBullet"/>
+        <w:spacing w:after="40"/>
+      </w:pPr>
+      <w:r>
+        <w:rPr>
+          <w:sz w:val="22"/>
+        </w:rPr>
+        <w:t>GCS-FC Pairing: MAVLink v2 message signing with 32-byte HMAC-SHA256 key — ensures only authorised ground control software can communicate with the drone.</w:t>
+      </w:r>
+    </w:p>
+    <w:p>
+      <w:pPr>
         <w:spacing w:after="80"/>
       </w:pPr>
       <w:r>
@@ -403,7 +457,7 @@
           <w:sz w:val="22"/>
         </w:rPr>
         <w:br/>
-        <w:t>Two-layer key architecture (DGCA Level 1 requirement):</w:t>
+        <w:t>Single keypair architecture:</w:t>
       </w:r>
     </w:p>
     <w:p>
@@ -415,7 +469,7 @@
         <w:rPr>
           <w:sz w:val="22"/>
         </w:rPr>
-        <w:t>Manufacturer Key (ROT001) — held on the build machine (TPM/HSM). Signs firmware releases, manifests, and update bundles. Proves a build is authentic.</w:t>
+        <w:t>Private key — held ONLY on the manufacturer's build machine. Signs firmware releases, manifests, and update bundles. Decrypts audit log signatures for offline verification. Never leaves the build environment.</w:t>
       </w:r>
     </w:p>
     <w:p>
@@ -427,7 +481,7 @@
         <w:rPr>
           <w:sz w:val="22"/>
         </w:rPr>
-        <w:t>Device Key (DEV001) — held inside each drone's TPM chip. Signs data the drone generates at runtime: audit logs, boot attestations. Proves which drone produced which data.</w:t>
+        <w:t>Public key — embedded in every drone's firmware as a C header. Verifies signatures at boot (POST), encrypts audit log hashes for tamper-evident signing.</w:t>
       </w:r>
     </w:p>
     <w:p>
@@ -439,7 +493,7 @@
           <w:b w:val="0"/>
           <w:sz w:val="22"/>
         </w:rPr>
-        <w:t>These are two different keys with two different purposes. The manufacturer key covers what we release; the device key covers what the drone does in the field. Without a device key, you cannot prove which drone generated which audit log entry — a requirement for DGCA Level 1 compliance.</w:t>
+        <w:t>RSA enables both signing (firmware verification) and encryption (audit log signing) with the same keypair. This keeps the architecture simple: one keypair, two uses.</w:t>
       </w:r>
     </w:p>
     <w:p>
@@ -583,7 +637,7 @@
               <w:rPr>
                 <w:sz w:val="20"/>
               </w:rPr>
-              <w:t>ECDSA P-256 keypair generated and stored securely. Private key never leaves the build environment. Phase 4 will move this into a TPM/HSM hardware chip.</w:t>
+              <w:t>RSA-3072 keypair generated and stored securely. Private key never leaves the build environment.</w:t>
             </w:r>
           </w:p>
         </w:tc>
@@ -638,7 +692,7 @@
               <w:rPr>
                 <w:sz w:val="20"/>
               </w:rPr>
-              <w:t>Public key is compiled into the firmware as a C header file. The drone always has it available for verification.</w:t>
+              <w:t>Public key is compiled into the firmware as a C header file (DER format). The drone always has it available for verification.</w:t>
             </w:r>
           </w:p>
         </w:tc>
@@ -653,61 +707,6 @@
                 <w:sz w:val="20"/>
               </w:rPr>
               <w:t>✅  Done</w:t>
-            </w:r>
-          </w:p>
-        </w:tc>
-      </w:tr>
-      <w:tr>
-        <w:tc>
-          <w:tcPr>
-            <w:tcW w:type="dxa" w:w="2351"/>
-          </w:tcPr>
-          <w:p>
-            <w:r>
-              <w:rPr>
-                <w:sz w:val="20"/>
-              </w:rPr>
-              <w:t>DEV001</w:t>
-            </w:r>
-          </w:p>
-        </w:tc>
-        <w:tc>
-          <w:tcPr>
-            <w:tcW w:type="dxa" w:w="2351"/>
-          </w:tcPr>
-          <w:p>
-            <w:r>
-              <w:rPr>
-                <w:sz w:val="20"/>
-              </w:rPr>
-              <w:t>Each flight module must have its own hardware-bound Root of Trust (TPM/TEE)</w:t>
-            </w:r>
-          </w:p>
-        </w:tc>
-        <w:tc>
-          <w:tcPr>
-            <w:tcW w:type="dxa" w:w="2351"/>
-          </w:tcPr>
-          <w:p>
-            <w:r>
-              <w:rPr>
-                <w:sz w:val="20"/>
-              </w:rPr>
-              <w:t>Every drone needs a TPM 2.0 chip with a unique device key. The manufacturer certifies this key, creating a chain of trust. All runtime data (logs, attestations) is signed by the device key — not the manufacturer key.</w:t>
-            </w:r>
-          </w:p>
-        </w:tc>
-        <w:tc>
-          <w:tcPr>
-            <w:tcW w:type="dxa" w:w="2351"/>
-            <w:shd w:val="clear" w:color="auto" w:fill="FCE4D6"/>
-          </w:tcPr>
-          <w:p>
-            <w:r>
-              <w:rPr>
-                <w:sz w:val="20"/>
-              </w:rPr>
-              <w:t>⚠  Planned</w:t>
             </w:r>
           </w:p>
         </w:tc>
@@ -803,7 +802,7 @@
               <w:rPr>
                 <w:sz w:val="20"/>
               </w:rPr>
-              <w:t>Our signing tool signs the manifest with the manufacturer private key. The signature is part of every release bundle.</w:t>
+              <w:t>Our signing tool signs the manifest with the manufacturer private key (RSA-PSS). The signature is part of every release bundle.</w:t>
             </w:r>
           </w:p>
         </w:tc>
@@ -913,7 +912,7 @@
               <w:rPr>
                 <w:sz w:val="20"/>
               </w:rPr>
-              <w:t>Provisioning tool writes the binary manifest to drone storage. Verified locally before writing.</w:t>
+              <w:t>Provisioning tool writes the 501-byte binary manifest to drone storage. CRC32 + RSA-PSS verified locally before writing.</w:t>
             </w:r>
           </w:p>
         </w:tc>
@@ -968,7 +967,7 @@
               <w:rPr>
                 <w:sz w:val="20"/>
               </w:rPr>
-              <w:t>secure_boot module runs at boot, checks CRC32 integrity + ECDSA signature, publishes result via internal message bus.</w:t>
+              <w:t>secure_boot module runs at boot: CRC32 integrity check, then RSA-PSS signature verification. Publishes result via uORB message bus.</w:t>
             </w:r>
           </w:p>
         </w:tc>
@@ -1023,7 +1022,7 @@
               <w:rPr>
                 <w:sz w:val="20"/>
               </w:rPr>
-              <w:t>To be implemented in Phase 4. Requires NuttX RTOS crypto support. SITL currently returns a pass stub.</w:t>
+              <w:t>Requires NuttX linker symbols for flash addresses. SITL returns pass stub. Target: OrangeCube/Pixhawk with mbedTLS.</w:t>
             </w:r>
           </w:p>
         </w:tc>
@@ -1078,7 +1077,7 @@
               <w:rPr>
                 <w:sz w:val="20"/>
               </w:rPr>
-              <w:t>To be implemented in Phase 4. Requires knowing the exact data storage address on the target hardware.</w:t>
+              <w:t>Requires knowledge of PX4 parameter storage address on target hardware. SITL returns pass stub.</w:t>
             </w:r>
           </w:p>
         </w:tc>
@@ -1133,7 +1132,7 @@
               <w:rPr>
                 <w:sz w:val="20"/>
               </w:rPr>
-              <w:t>To be implemented in Phase 6. Board ID is available at compile time — small effort.</w:t>
+              <w:t>Board ID available at compile time via CONFIG_BOARD_ID. Small effort — compare manifest vs hardware.</w:t>
             </w:r>
           </w:p>
         </w:tc>
@@ -1188,7 +1187,7 @@
               <w:rPr>
                 <w:sz w:val="20"/>
               </w:rPr>
-              <w:t>Arming check module reads the POST result. If the check did not pass, arming is blocked and a preflight failure is shown.</w:t>
+              <w:t>Arming check module subscribes to firmware_integrity_status. If check_passed is false, arming is blocked with preflight failure.</w:t>
             </w:r>
           </w:p>
         </w:tc>
@@ -1230,7 +1229,7 @@
               <w:rPr>
                 <w:sz w:val="20"/>
               </w:rPr>
-              <w:t>Safety-critical parameters can only be changed with a valid manufacturer signature</w:t>
+              <w:t>Safety-critical parameters must be protected from unauthorised changes</w:t>
             </w:r>
           </w:p>
         </w:tc>
@@ -1243,21 +1242,21 @@
               <w:rPr>
                 <w:sz w:val="20"/>
               </w:rPr>
-              <w:t>To be designed and built in Phase 5. Affects parameters like max altitude, geofence radius, speed limits.</w:t>
+              <w:t>Six parameters statically compiled and locked: max altitude, max speed, fence range, frame type, frame config, MAVLink signing mode. Any write attempt is blocked and logged.</w:t>
             </w:r>
           </w:p>
         </w:tc>
         <w:tc>
           <w:tcPr>
             <w:tcW w:type="dxa" w:w="2351"/>
-            <w:shd w:val="clear" w:color="auto" w:fill="FCE4D6"/>
+            <w:shd w:val="clear" w:color="auto" w:fill="E2EFDA"/>
           </w:tcPr>
           <w:p>
             <w:r>
               <w:rPr>
                 <w:sz w:val="20"/>
               </w:rPr>
-              <w:t>⚠  Planned</w:t>
+              <w:t>✅  Done</w:t>
             </w:r>
           </w:p>
         </w:tc>
@@ -1298,21 +1297,21 @@
               <w:rPr>
                 <w:sz w:val="20"/>
               </w:rPr>
-              <w:t>Drone signs each log entry with its own device key (DEV001), proving which drone generated it. QGC viewer built in Phase 3. Drone-side signing requires DEV001 (Phase 4).</w:t>
+              <w:t>132-byte binary entries with CRC32 integrity. Per-file RSA signing: SHA-256 of audit_log.bin encrypted with public key, verified offline with private key.</w:t>
             </w:r>
           </w:p>
         </w:tc>
         <w:tc>
           <w:tcPr>
             <w:tcW w:type="dxa" w:w="2351"/>
-            <w:shd w:val="clear" w:color="auto" w:fill="FCE4D6"/>
+            <w:shd w:val="clear" w:color="auto" w:fill="E2EFDA"/>
           </w:tcPr>
           <w:p>
             <w:r>
               <w:rPr>
                 <w:sz w:val="20"/>
               </w:rPr>
-              <w:t>⚠  Planned</w:t>
+              <w:t>✅  Done</w:t>
             </w:r>
           </w:p>
         </w:tc>
@@ -1353,21 +1352,76 @@
               <w:rPr>
                 <w:sz w:val="20"/>
               </w:rPr>
-              <w:t>Drone-side rejection to be built in Phase 3. QGC already handles the signed bundle upload flow.</w:t>
+              <w:t>FirmwareUpdateGatekeeper verifies staged manifest (CRC32 + RSA-PSS) before authorising bootloader reboot. QGC also verifies client-side.</w:t>
             </w:r>
           </w:p>
         </w:tc>
         <w:tc>
           <w:tcPr>
             <w:tcW w:type="dxa" w:w="2351"/>
-            <w:shd w:val="clear" w:color="auto" w:fill="FCE4D6"/>
+            <w:shd w:val="clear" w:color="auto" w:fill="E2EFDA"/>
           </w:tcPr>
           <w:p>
             <w:r>
               <w:rPr>
                 <w:sz w:val="20"/>
               </w:rPr>
-              <w:t>⚠  Planned</w:t>
+              <w:t>✅  Done</w:t>
+            </w:r>
+          </w:p>
+        </w:tc>
+      </w:tr>
+      <w:tr>
+        <w:tc>
+          <w:tcPr>
+            <w:tcW w:type="dxa" w:w="2351"/>
+          </w:tcPr>
+          <w:p>
+            <w:r>
+              <w:rPr>
+                <w:sz w:val="20"/>
+              </w:rPr>
+              <w:t>PAIR001</w:t>
+            </w:r>
+          </w:p>
+        </w:tc>
+        <w:tc>
+          <w:tcPr>
+            <w:tcW w:type="dxa" w:w="2351"/>
+          </w:tcPr>
+          <w:p>
+            <w:r>
+              <w:rPr>
+                <w:sz w:val="20"/>
+              </w:rPr>
+              <w:t>Only authorised GCS software can communicate with the drone</w:t>
+            </w:r>
+          </w:p>
+        </w:tc>
+        <w:tc>
+          <w:tcPr>
+            <w:tcW w:type="dxa" w:w="2351"/>
+          </w:tcPr>
+          <w:p>
+            <w:r>
+              <w:rPr>
+                <w:sz w:val="20"/>
+              </w:rPr>
+              <w:t>MAVLink v2 message signing with 32-byte per-drone key. MAV_SIGN_CFG locked to 1 by PAR001. Provisioning tool generates unique key per drone.</w:t>
+            </w:r>
+          </w:p>
+        </w:tc>
+        <w:tc>
+          <w:tcPr>
+            <w:tcW w:type="dxa" w:w="2351"/>
+            <w:shd w:val="clear" w:color="auto" w:fill="E2EFDA"/>
+          </w:tcPr>
+          <w:p>
+            <w:r>
+              <w:rPr>
+                <w:sz w:val="20"/>
+              </w:rPr>
+              <w:t>✅  Done</w:t>
             </w:r>
           </w:p>
         </w:tc>
@@ -1396,7 +1450,7 @@
           <w:b w:val="0"/>
           <w:sz w:val="22"/>
         </w:rPr>
-        <w:t>The work is organised into phases. Each phase builds on the previous one. The first two phases are complete. Phase 3 is the active work.</w:t>
+        <w:t>The work is organised into phases. Each phase builds on the previous one. Phases 1 through 4 are complete. Phase 5 targets real hardware deployment. Phase 6 is the final compliance test suite.</w:t>
       </w:r>
     </w:p>
     <w:p/>
@@ -1429,7 +1483,7 @@
         <w:rPr>
           <w:sz w:val="22"/>
         </w:rPr>
-        <w:t>All tools needed to build and sign a secure firmware release: key generation, checksum calculation, manifest signing, public key embedding, and bundle packaging.</w:t>
+        <w:t>All tools needed to build and sign a secure firmware release: key generation, checksum calculation, manifest signing, public key embedding, bundle packaging, and full release pipeline.</w:t>
       </w:r>
     </w:p>
     <w:p>
@@ -1461,7 +1515,7 @@
         <w:rPr>
           <w:sz w:val="22"/>
         </w:rPr>
-        <w:t>The security code running inside the drone firmware: the POST module that checks firmware integrity on boot, the arming gate that blocks take-off on failure, and the SITL (simulation) integration test that proves the end-to-end flow works.</w:t>
+        <w:t>The security code running inside the drone firmware: the POST module that checks firmware integrity on boot, the arming gate that blocks take-off on failure, firmware update gatekeeper, and the SITL integration test.</w:t>
       </w:r>
     </w:p>
     <w:p>
@@ -1478,10 +1532,10 @@
       </w:r>
       <w:r>
         <w:rPr>
-          <w:color w:val="C55A11"/>
+          <w:color w:val="378640"/>
           <w:sz w:val="20"/>
         </w:rPr>
-        <w:t xml:space="preserve">   ⏳  In Progress</w:t>
+        <w:t xml:space="preserve">   ✅  Complete</w:t>
       </w:r>
     </w:p>
     <w:p>
@@ -1493,7 +1547,7 @@
         <w:rPr>
           <w:sz w:val="22"/>
         </w:rPr>
-        <w:t>Custom plugin for QGroundControl that shows live security status, lets operators upload signed firmware bundles, view the audit log, and enforces signed-update rejection at the drone level.</w:t>
+        <w:t>Custom plugin for QGroundControl: live security status panel, secure firmware update page (bundle verification + extraction), audit log viewer (real-time feed + download), and drone-side firmware update signature rejection.</w:t>
       </w:r>
     </w:p>
     <w:p>
@@ -1506,14 +1560,14 @@
           <w:color w:val="1F3964"/>
           <w:sz w:val="22"/>
         </w:rPr>
-        <w:t>Phase 4 — Hardware Root of Trust</w:t>
+        <w:t>Phase 4 — Parameter Protection + Audit Logging + GCS Pairing</w:t>
       </w:r>
       <w:r>
         <w:rPr>
-          <w:color w:val="C55A11"/>
+          <w:color w:val="378640"/>
           <w:sz w:val="20"/>
         </w:rPr>
-        <w:t xml:space="preserve">   ⏳  Planned (Level 1 Required)</w:t>
+        <w:t xml:space="preserve">   ✅  Complete</w:t>
       </w:r>
     </w:p>
     <w:p>
@@ -1525,7 +1579,7 @@
         <w:rPr>
           <w:sz w:val="22"/>
         </w:rPr>
-        <w:t>Two parts: (1) Move the manufacturer signing key into a TPM/HSM hardware chip on the build machine. (2) Provision each flight module with its own TPM-based device key, certified by the manufacturer. This is required for DGCA Level 1 — without a device key, the drone cannot sign its own runtime data (audit logs, attestations). Also implements real in-memory hash verification on NuttX hardware.</w:t>
+        <w:t>Zero-window compliance parameter protection (6 locked parameters), per-file RSA audit logging (tamper-evident binary log with offline verification), and GCS-FC pairing via MAVLink signing (per-drone key provisioning).</w:t>
       </w:r>
     </w:p>
     <w:p>
@@ -1538,7 +1592,7 @@
           <w:color w:val="1F3964"/>
           <w:sz w:val="22"/>
         </w:rPr>
-        <w:t>Phase 5 — Parameter Protection</w:t>
+        <w:t>Phase 5 — Hardware Deployment</w:t>
       </w:r>
       <w:r>
         <w:rPr>
@@ -1557,7 +1611,7 @@
         <w:rPr>
           <w:sz w:val="22"/>
         </w:rPr>
-        <w:t>Prevent unauthorised changes to safety-critical flight parameters. Any write to a protected parameter (altitude limit, geofence, speed cap) must be accompanied by a valid manufacturer signature.</w:t>
+        <w:t>Deploy to OrangeCube/Pixhawk hardware: public key in CRP-protected flash, real code and data hash verification using mbedTLS on NuttX, board ID verification, and hardware-specific testing.</w:t>
       </w:r>
     </w:p>
     <w:p>
@@ -1577,7 +1631,7 @@
           <w:color w:val="C55A11"/>
           <w:sz w:val="20"/>
         </w:rPr>
-        <w:t xml:space="preserve">   ⏳  Planned</w:t>
+        <w:t xml:space="preserve">   ⏳  In Progress</w:t>
       </w:r>
     </w:p>
     <w:p>
@@ -1589,7 +1643,7 @@
         <w:rPr>
           <w:sz w:val="22"/>
         </w:rPr>
-        <w:t>Full automated test suite that exercises every requirement end-to-end. Output is a compliance report ready for DGCA submission.</w:t>
+        <w:t>Full automated test suite with 260+ tests mapped to DGCA requirements. Compliance report generator produces machine-readable JSON and human-readable text reports for auditor submission.</w:t>
       </w:r>
     </w:p>
     <w:p>
@@ -1694,7 +1748,27 @@
         <w:rPr>
           <w:sz w:val="22"/>
         </w:rPr>
-        <w:t>Someone tries to change the maximum altitude via an unsigned MAVLink command. The drone rejects the write. The event is logged to the audit log with a timestamp. (Phase 5)</w:t>
+        <w:t>Someone tries to change the maximum altitude via a MAVLink command. The drone rejects the write immediately — the parameter is statically compiled and locked. The attempt is logged to the tamper-evident audit log with a timestamp.</w:t>
+      </w:r>
+    </w:p>
+    <w:p>
+      <w:pPr>
+        <w:spacing w:before="120"/>
+      </w:pPr>
+      <w:r>
+        <w:rPr>
+          <w:b/>
+          <w:color w:val="0070C0"/>
+          <w:sz w:val="22"/>
+        </w:rPr>
+        <w:t>Unauthorised GCS connection attempt</w:t>
+        <w:br/>
+      </w:r>
+      <w:r>
+        <w:rPr>
+          <w:sz w:val="22"/>
+        </w:rPr>
+        <w:t>An operator tries to connect with a GCS that does not have the drone's signing key. All commands are rejected because they lack valid MAVLink signatures. Only a GCS with the matching key (provisioned during manufacturing) can communicate.</w:t>
       </w:r>
     </w:p>
     <w:p>
@@ -1766,7 +1840,7 @@
               <w:rPr>
                 <w:sz w:val="20"/>
               </w:rPr>
-              <w:t>ECDSA P-256</w:t>
+              <w:t>RSA-3072 / RSA-PSS</w:t>
             </w:r>
           </w:p>
         </w:tc>
@@ -1779,7 +1853,7 @@
               <w:rPr>
                 <w:sz w:val="20"/>
               </w:rPr>
-              <w:t>A digital signature algorithm. The same mathematics used to secure online banking. P-256 means the key is 256 bits long — considered very strong.</w:t>
+              <w:t>A digital signature and encryption algorithm. RSA-3072 provides 128-bit security (recommended by NIST beyond 2030). PSS padding is the modern, provably secure signature scheme. The same family of algorithms used to secure online banking and government systems.</w:t>
             </w:r>
           </w:p>
         </w:tc>
@@ -1837,7 +1911,7 @@
               <w:rPr>
                 <w:sz w:val="20"/>
               </w:rPr>
-              <w:t>A small file containing the firmware fingerprints, version number, and board ID — all signed by the manufacturer. The drone keeps this as its reference.</w:t>
+              <w:t>A small file containing the firmware fingerprints, version number, and board ID — all signed by the manufacturer. The drone keeps this as its reference. 501 bytes in binary format.</w:t>
             </w:r>
           </w:p>
         </w:tc>
@@ -1882,7 +1956,7 @@
               <w:rPr>
                 <w:sz w:val="20"/>
               </w:rPr>
-              <w:t>Manufacturer Root of Trust</w:t>
+              <w:t>Root of Trust</w:t>
             </w:r>
           </w:p>
         </w:tc>
@@ -1895,7 +1969,7 @@
               <w:rPr>
                 <w:sz w:val="20"/>
               </w:rPr>
-              <w:t>The manufacturer's private key — used to sign firmware releases and update bundles. Held on the build machine, never on the drone.</w:t>
+              <w:t>The manufacturer's RSA-3072 keypair. Private key signs firmware releases and decrypts log signatures (never leaves the build machine). Public key is embedded in firmware for verification and log signing.</w:t>
             </w:r>
           </w:p>
         </w:tc>
@@ -1911,7 +1985,7 @@
               <w:rPr>
                 <w:sz w:val="20"/>
               </w:rPr>
-              <w:t>Device Root of Trust</w:t>
+              <w:t>MAVLink Signing</w:t>
             </w:r>
           </w:p>
         </w:tc>
@@ -1924,7 +1998,7 @@
               <w:rPr>
                 <w:sz w:val="20"/>
               </w:rPr>
-              <w:t>A unique key held inside each drone's TPM chip. Signs data the drone generates at runtime (audit logs, boot attestations). Proves which specific drone produced which data.</w:t>
+              <w:t>MAVLink v2 protocol feature that authenticates every message using a shared 32-byte key (HMAC-SHA256). Ensures only authorised GCS software can control the drone.</w:t>
             </w:r>
           </w:p>
         </w:tc>
@@ -1940,7 +2014,7 @@
               <w:rPr>
                 <w:sz w:val="20"/>
               </w:rPr>
-              <w:t>TPM 2.0</w:t>
+              <w:t>Compliance Parameters</w:t>
             </w:r>
           </w:p>
         </w:tc>
@@ -1953,7 +2027,7 @@
               <w:rPr>
                 <w:sz w:val="20"/>
               </w:rPr>
-              <w:t>Trusted Platform Module. A dedicated hardware chip for storing cryptographic keys. Even if someone has physical access to the hardware, the key cannot be extracted.</w:t>
+              <w:t>Safety-critical flight parameters (max altitude, speed, geofence) that are statically compiled into the firmware and cannot be changed at runtime from any ground control station.</w:t>
             </w:r>
           </w:p>
         </w:tc>
@@ -2012,6 +2086,35 @@
                 <w:sz w:val="20"/>
               </w:rPr>
               <w:t>Our signed firmware update package. Contains the firmware binary and a signed manifest. Cannot be tampered with without breaking the signature.</w:t>
+            </w:r>
+          </w:p>
+        </w:tc>
+      </w:tr>
+      <w:tr>
+        <w:tc>
+          <w:tcPr>
+            <w:tcW w:type="dxa" w:w="4703"/>
+            <w:shd w:val="clear" w:color="auto" w:fill="BDD7EE"/>
+          </w:tcPr>
+          <w:p>
+            <w:r>
+              <w:rPr>
+                <w:sz w:val="20"/>
+              </w:rPr>
+              <w:t>Audit Log</w:t>
+            </w:r>
+          </w:p>
+        </w:tc>
+        <w:tc>
+          <w:tcPr>
+            <w:tcW w:type="dxa" w:w="4703"/>
+          </w:tcPr>
+          <w:p>
+            <w:r>
+              <w:rPr>
+                <w:sz w:val="20"/>
+              </w:rPr>
+              <w:t>A tamper-evident binary log of all security events (boot checks, update attempts, parameter violations). Each log file is signed using RSA encryption for offline verification.</w:t>
             </w:r>
           </w:p>
         </w:tc>
